--- a/CS699-BU/HW4-BU-CS699-KevinLopezSepulveda-Final.docx
+++ b/CS699-BU/HW4-BU-CS699-KevinLopezSepulveda-Final.docx
@@ -227,15 +227,7 @@
         <w:t xml:space="preserve"> </w:t>
       </w:r>
       <w:r>
-        <w:t xml:space="preserve">all calculation steps. You may use </w:t>
-      </w:r>
-      <w:proofErr w:type="gramStart"/>
-      <w:r>
-        <w:t>a spreadsheet</w:t>
-      </w:r>
-      <w:proofErr w:type="gramEnd"/>
-      <w:r>
-        <w:t xml:space="preserve"> software only for calculations.</w:t>
+        <w:t>all calculation steps. You may use a spreadsheet software only for calculations.</w:t>
       </w:r>
     </w:p>
     <w:p>
@@ -1711,21 +1703,7 @@
         <w:rPr>
           <w:sz w:val="24"/>
         </w:rPr>
-        <w:t xml:space="preserve">To classify X with A1 equals 5.8, A2 equals 66.6, and A3 equals 4.9 using the KNN method, we need to calculate the Euclidean distance between X and each point in the dataset. The Euclidean distance formula is the square root of the sum of the squared differences between corresponding attributes. First, calculating the distances, we get approximately 1.8 for the first data point, 12.3 for the second, 5.7 for the third, 20.9 for the fourth, 12.5 for the fifth, 8.0 for the sixth, 0.73 for the seventh, 29.5 for the eighth, 33.4 for the ninth, and 19.4 for the tenth. Sorting these from smallest to largest, the three closest points to X are from class 0, meaning for K equals 3, X is classified as class 0. </w:t>
-      </w:r>
-      <w:proofErr w:type="gramStart"/>
-      <w:r>
-        <w:rPr>
-          <w:sz w:val="24"/>
-        </w:rPr>
-        <w:t>Extending to</w:t>
-      </w:r>
-      <w:proofErr w:type="gramEnd"/>
-      <w:r>
-        <w:rPr>
-          <w:sz w:val="24"/>
-        </w:rPr>
-        <w:t xml:space="preserve"> K equals 5, four out of the five closest points are also class 0, so X is still classified as class 0. Therefore, for both K equals 3 and K equals 5, X is classified as class 0.</w:t>
+        <w:t>To classify X with A1 equals 5.8, A2 equals 66.6, and A3 equals 4.9 using the KNN method, we need to calculate the Euclidean distance between X and each point in the dataset. The Euclidean distance formula is the square root of the sum of the squared differences between corresponding attributes. First, calculating the distances, we get approximately 1.8 for the first data point, 12.3 for the second, 5.7 for the third, 20.9 for the fourth, 12.5 for the fifth, 8.0 for the sixth, 0.73 for the seventh, 29.5 for the eighth, 33.4 for the ninth, and 19.4 for the tenth. Sorting these from smallest to largest, the three closest points to X are from class 0, meaning for K equals 3, X is classified as class 0. Extending to K equals 5, four out of the five closest points are also class 0, so X is still classified as class 0. Therefore, for both K equals 3 and K equals 5, X is classified as class 0.</w:t>
       </w:r>
     </w:p>
     <w:p>
@@ -3156,155 +3134,107 @@
     </w:p>
     <w:p>
       <w:pPr>
-        <w:rPr>
-          <w:sz w:val="24"/>
-          <w:szCs w:val="24"/>
-        </w:rPr>
-      </w:pPr>
-      <w:r>
-        <w:rPr>
-          <w:sz w:val="24"/>
-          <w:szCs w:val="24"/>
-        </w:rPr>
-        <w:t xml:space="preserve">To classify the new object X with A1 = Low and A2 = On using the Naïve Bayes algorithm, we start by figuring out the prior probabilities for each class, N and P, based on the training dataset. We count how many times each class appears and find that class N shows up 6 times while class P shows up 5 times. This gives us prior </w:t>
-      </w:r>
-      <w:proofErr w:type="gramStart"/>
-      <w:r>
-        <w:rPr>
-          <w:sz w:val="24"/>
-          <w:szCs w:val="24"/>
-        </w:rPr>
-        <w:t>probabilities</w:t>
-      </w:r>
-      <w:proofErr w:type="gramEnd"/>
-      <w:r>
-        <w:rPr>
-          <w:sz w:val="24"/>
-          <w:szCs w:val="24"/>
-        </w:rPr>
-        <w:t xml:space="preserve"> of about 0.545 for N and 0.455 for P. Next, we look at the conditional probabilities for each feature given each class. For A1 = Low, we see that </w:t>
-      </w:r>
-      <w:proofErr w:type="gramStart"/>
-      <w:r>
-        <w:rPr>
-          <w:sz w:val="24"/>
-          <w:szCs w:val="24"/>
-        </w:rPr>
-        <w:t>P(</w:t>
-      </w:r>
-      <w:proofErr w:type="gramEnd"/>
-      <w:r>
-        <w:rPr>
-          <w:sz w:val="24"/>
-          <w:szCs w:val="24"/>
-        </w:rPr>
-        <w:t xml:space="preserve">A1 = Low | N) is around 0.667, but P(A1 = Low | P) is 0 since there are no Low values in class P. For A2 = On, </w:t>
-      </w:r>
-      <w:proofErr w:type="gramStart"/>
-      <w:r>
-        <w:rPr>
-          <w:sz w:val="24"/>
-          <w:szCs w:val="24"/>
-        </w:rPr>
-        <w:t>P(</w:t>
-      </w:r>
-      <w:proofErr w:type="gramEnd"/>
-      <w:r>
-        <w:rPr>
-          <w:sz w:val="24"/>
-          <w:szCs w:val="24"/>
-        </w:rPr>
-        <w:t>A2 = On | N) is 0.5, and P(A2 = On | P) is 0.6.</w:t>
-      </w:r>
-    </w:p>
-    <w:p>
-      <w:pPr>
-        <w:rPr>
-          <w:sz w:val="24"/>
-          <w:szCs w:val="24"/>
-        </w:rPr>
-      </w:pPr>
-      <w:r>
-        <w:rPr>
-          <w:sz w:val="24"/>
-          <w:szCs w:val="24"/>
-        </w:rPr>
-        <w:t xml:space="preserve">Now, we use Bayes' theorem to calculate the posterior probabilities for each class given the features. For class N, we get </w:t>
-      </w:r>
-      <w:proofErr w:type="gramStart"/>
-      <w:r>
-        <w:rPr>
-          <w:sz w:val="24"/>
-          <w:szCs w:val="24"/>
-        </w:rPr>
-        <w:t>P(</w:t>
-      </w:r>
-      <w:proofErr w:type="gramEnd"/>
-      <w:r>
-        <w:rPr>
-          <w:sz w:val="24"/>
-          <w:szCs w:val="24"/>
-        </w:rPr>
-        <w:t xml:space="preserve">N | A1 = Low, A2 = On) by multiplying 0.667 by 0.5 by 0.545, which gives us about 0.182. For class P, the result is 0 because </w:t>
-      </w:r>
-      <w:proofErr w:type="gramStart"/>
-      <w:r>
-        <w:rPr>
-          <w:sz w:val="24"/>
-          <w:szCs w:val="24"/>
-        </w:rPr>
-        <w:t>P(</w:t>
-      </w:r>
-      <w:proofErr w:type="gramEnd"/>
-      <w:r>
-        <w:rPr>
-          <w:sz w:val="24"/>
-          <w:szCs w:val="24"/>
-        </w:rPr>
-        <w:t>A1 = Low | P) is 0.</w:t>
-      </w:r>
-    </w:p>
-    <w:p>
-      <w:pPr>
-        <w:rPr>
-          <w:sz w:val="24"/>
-          <w:szCs w:val="24"/>
-        </w:rPr>
-        <w:sectPr>
-          <w:type w:val="continuous"/>
-          <w:pgSz w:w="12240" w:h="15840"/>
-          <w:pgMar w:top="1360" w:right="1440" w:bottom="280" w:left="1340" w:header="720" w:footer="720" w:gutter="0"/>
-          <w:cols w:space="720"/>
-        </w:sectPr>
-      </w:pPr>
-      <w:r>
-        <w:rPr>
-          <w:sz w:val="24"/>
-          <w:szCs w:val="24"/>
-        </w:rPr>
-        <w:t>In the end, we compare the probabilities and see that class N has a higher probability than class P. So, we classify the new object X as belonging to class N. In short, using the Naïve Bayes algorithm, we classify the new object X = &lt;A1 = Low, A2 = On&gt; as class N</w:t>
-      </w:r>
-      <w:r>
-        <w:rPr>
-          <w:sz w:val="24"/>
-          <w:szCs w:val="24"/>
-        </w:rPr>
-        <w:t>.</w:t>
-      </w:r>
-    </w:p>
-    <w:p>
-      <w:pPr>
         <w:spacing w:before="79"/>
         <w:rPr>
           <w:sz w:val="24"/>
-        </w:rPr>
-      </w:pPr>
-      <w:r>
+          <w:szCs w:val="24"/>
+        </w:rPr>
+      </w:pPr>
+      <w:r>
+        <w:rPr>
+          <w:sz w:val="24"/>
+          <w:szCs w:val="24"/>
+        </w:rPr>
+        <w:t>To classify the new object X = &lt;A1 = Low, A2 = On&gt; using the Naive Bayes algorithm, we begin by calculating the prior probabilities for each class based on the dataset. The dataset contains 13 instances in total, out of which 8 belong to class N and 5 belong to class P. This gives us prior probabilities of P(N) = 8/13 approximately 0.615 and P(P) = 5/13 approximately 0.385.</w:t>
+      </w:r>
+    </w:p>
+    <w:p>
+      <w:pPr>
+        <w:spacing w:before="79"/>
+        <w:rPr>
+          <w:sz w:val="24"/>
+          <w:szCs w:val="24"/>
+        </w:rPr>
+      </w:pPr>
+      <w:r>
+        <w:rPr>
+          <w:sz w:val="24"/>
+          <w:szCs w:val="24"/>
+        </w:rPr>
+        <w:t>Next, we determine the conditional probabilities of each feature value given the class. For class N, we look at the 8 rows labeled N and find that the value A1 = Low appears 3 times, so P(A1 = Low | N) = 3/8 = 0.375. Similarly, A2 = On appears 5 times among those 8 instances, giving P(A2 = On | N) = 5/8 = 0.625. For class P, out of the 5 entries, A1 = Low does not appear at all, meaning P(A1 = Low | P) = 0. Meanwhile, A2 = On shows up in 2 out of 5 entries, resulting in P(A2 = On | P) = 2/5 = 0.4.</w:t>
+      </w:r>
+    </w:p>
+    <w:p>
+      <w:pPr>
+        <w:spacing w:before="79"/>
+        <w:rPr>
+          <w:sz w:val="24"/>
+          <w:szCs w:val="24"/>
+        </w:rPr>
+      </w:pPr>
+      <w:r>
+        <w:rPr>
+          <w:sz w:val="24"/>
+          <w:szCs w:val="24"/>
+        </w:rPr>
+        <w:t>Now, we apply Bayes Theorem to compute the posterior probabilities. For class N, we multiply the prior with the two conditional probabilities: P(N | X) proportional to 0.615 times 0.375 times 0.625 approximately 0.144. For class P, we multiply: P(P | X) proportional to 0.385 times 0 times 0.4 = 0.</w:t>
+      </w:r>
+    </w:p>
+    <w:p>
+      <w:pPr>
+        <w:spacing w:before="79"/>
+        <w:rPr>
+          <w:sz w:val="24"/>
+          <w:szCs w:val="24"/>
+        </w:rPr>
+      </w:pPr>
+      <w:r>
+        <w:rPr>
+          <w:sz w:val="24"/>
+          <w:szCs w:val="24"/>
+        </w:rPr>
+        <w:t>Since the posterior probability for class N is greater than that for class P (which is zero), we conclude that the new object X should be classified as N. So, using the Naive Bayes algorithm, the final classification for X = &lt;A1 = Low, A2 = On&gt; is Class N.</w:t>
+      </w:r>
+    </w:p>
+    <w:p>
+      <w:pPr>
+        <w:spacing w:before="79"/>
         <w:rPr>
           <w:b/>
           <w:sz w:val="24"/>
         </w:rPr>
-        <w:lastRenderedPageBreak/>
+      </w:pPr>
+    </w:p>
+    <w:p>
+      <w:pPr>
+        <w:spacing w:before="79"/>
+        <w:rPr>
+          <w:b/>
+          <w:sz w:val="24"/>
+        </w:rPr>
+      </w:pPr>
+    </w:p>
+    <w:p>
+      <w:pPr>
+        <w:spacing w:before="79"/>
+        <w:rPr>
+          <w:b/>
+          <w:sz w:val="24"/>
+        </w:rPr>
+      </w:pPr>
+    </w:p>
+    <w:p>
+      <w:pPr>
+        <w:spacing w:before="79"/>
+        <w:rPr>
+          <w:sz w:val="24"/>
+        </w:rPr>
+      </w:pPr>
+      <w:r>
+        <w:rPr>
+          <w:b/>
+          <w:sz w:val="24"/>
+        </w:rPr>
         <w:t>Problem</w:t>
       </w:r>
       <w:r>
@@ -3451,14 +3381,12 @@
         </w:rPr>
         <w:t xml:space="preserve"> </w:t>
       </w:r>
-      <w:proofErr w:type="gramStart"/>
       <w:r>
         <w:rPr>
           <w:sz w:val="24"/>
         </w:rPr>
         <w:t>predicted</w:t>
       </w:r>
-      <w:proofErr w:type="gramEnd"/>
       <w:r>
         <w:rPr>
           <w:spacing w:val="-3"/>
@@ -3965,6 +3893,7 @@
                 <w:spacing w:val="-4"/>
                 <w:sz w:val="20"/>
               </w:rPr>
+              <w:lastRenderedPageBreak/>
               <w:t>27.1</w:t>
             </w:r>
           </w:p>
@@ -4165,23 +4094,7 @@
         <w:ind w:left="100"/>
       </w:pPr>
       <w:r>
-        <w:t xml:space="preserve">To calculate the error metrics for the given actual and predicted values, we start with the actual values as [24, 21.6, 34.7, 33.4, 36.2, 28.7, 22.9, 27.1, 16.5, 18.9] and the predicted values as [19.5, 23.6, 21.5, 26.3, 28.7, 21.3, 24.2, 26.1, 20.4, 24.3]. First, we compute the errors by subtracting each predicted value from the corresponding actual value, which gives us </w:t>
-      </w:r>
-      <w:proofErr w:type="gramStart"/>
-      <w:r>
-        <w:t>the error</w:t>
-      </w:r>
-      <w:proofErr w:type="gramEnd"/>
-      <w:r>
-        <w:t xml:space="preserve"> values as [4.5, -2.0, 13.2, 7.1, 7.5, 7.4, -1.3, 0.9, -3.9, -5.4]. Next, we calculate the Mean Absolute Error (MAE) by taking the average of the absolute values of these errors. So, we find MAE by summing the absolute errors, which are [4.5, 2.0, 13.2, 7.1, 7.5, 7.4, 1.3, 0.9, 3.9, 5.4], resulting in a total of 53.2, and then dividing by the number of observations, which gives us MAE = 53.2 / 10 = 5.32. Then, we calculate the Mean Error (ME) by taking the average of the errors themselves. This involves summing the errors, resulting in 2.8, and dividing by the number of observations, giving us ME = 2.8 / 10 = 0.28. For the Mean Percentage Error (MPE), we calculate this by dividing each error by the corresponding actual value and multiplying by 100 to get the percentage errors. After calculating these, we find the average percentage error, which results in MPE = (4.5 / 24 * 100 + -2.0 / 21.6 * 100 + ... + -5.4 / 18.9 * 100) / 10, yielding approximately 6.11%. The Mean Absolute Percentage Error (MAPE) is computed similarly, but we take the absolute values of the percentage errors, resulting in MAPE = (|4.5 / 24| * 100 + |-2.0 / 21.6| * 100 + ... + |-5.4 / 18.9| * 100) / 10, which gives us about 19.54%. Finally, we calculate the Root Mean Squared Error (RMSE) by squaring each error, averaging those squares, and then taking the square root of that average. This results in RMSE = </w:t>
-      </w:r>
-      <w:proofErr w:type="gramStart"/>
-      <w:r>
-        <w:t>sqrt(</w:t>
-      </w:r>
-      <w:proofErr w:type="gramEnd"/>
-      <w:r>
-        <w:t>(4.5² + -2.0² + 13.2² + 7.1² + 7.5² + 7.4² + -1.3² + 0.9² + -3.9² + -5.4²) / 10), yielding approximately 6.38.</w:t>
+        <w:t>To calculate the error metrics for the given actual and predicted values, we start with the actual values as [24, 21.6, 34.7, 33.4, 36.2, 28.7, 22.9, 27.1, 16.5, 18.9] and the predicted values as [19.5, 23.6, 21.5, 26.3, 28.7, 21.3, 24.2, 26.1, 20.4, 24.3]. First, we compute the errors by subtracting each predicted value from the corresponding actual value, which gives us the error values as [4.5, -2.0, 13.2, 7.1, 7.5, 7.4, -1.3, 0.9, -3.9, -5.4]. Next, we calculate the Mean Absolute Error (MAE) by taking the average of the absolute values of these errors. So, we find MAE by summing the absolute errors, which are [4.5, 2.0, 13.2, 7.1, 7.5, 7.4, 1.3, 0.9, 3.9, 5.4], resulting in a total of 53.2, and then dividing by the number of observations, which gives us MAE = 53.2 / 10 = 5.32. Then, we calculate the Mean Error (ME) by taking the average of the errors themselves. This involves summing the errors, resulting in 2.8, and dividing by the number of observations, giving us ME = 2.8 / 10 = 0.28. For the Mean Percentage Error (MPE), we calculate this by dividing each error by the corresponding actual value and multiplying by 100 to get the percentage errors. After calculating these, we find the average percentage error, which results in MPE = (4.5 / 24 * 100 + -2.0 / 21.6 * 100 + ... + -5.4 / 18.9 * 100) / 10, yielding approximately 6.11%. The Mean Absolute Percentage Error (MAPE) is computed similarly, but we take the absolute values of the percentage errors, resulting in MAPE = (|4.5 / 24| * 100 + |-2.0 / 21.6| * 100 + ... + |-5.4 / 18.9| * 100) / 10, which gives us about 19.54%. Finally, we calculate the Root Mean Squared Error (RMSE) by squaring each error, averaging those squares, and then taking the square root of that average. This results in RMSE = sqrt((4.5² + -2.0² + 13.2² + 7.1² + 7.5² + 7.4² + -1.3² + 0.9² + -3.9² + -5.4²) / 10), yielding approximately 6.38.</w:t>
       </w:r>
     </w:p>
     <w:p>
@@ -4413,21 +4326,7 @@
         <w:rPr>
           <w:sz w:val="24"/>
         </w:rPr>
-        <w:t xml:space="preserve">algorithm and write a description of the algorithm, including how it works. You should not copy from </w:t>
-      </w:r>
-      <w:proofErr w:type="gramStart"/>
-      <w:r>
-        <w:rPr>
-          <w:sz w:val="24"/>
-        </w:rPr>
-        <w:t>a documentation</w:t>
-      </w:r>
-      <w:proofErr w:type="gramEnd"/>
-      <w:r>
-        <w:rPr>
-          <w:sz w:val="24"/>
-        </w:rPr>
-        <w:t>, a web page, or a response from an AI</w:t>
+        <w:t>algorithm and write a description of the algorithm, including how it works. You should not copy from a documentation, a web page, or a response from an AI</w:t>
       </w:r>
       <w:r>
         <w:rPr>
@@ -4654,7 +4553,6 @@
           <w:sz w:val="24"/>
           <w:szCs w:val="24"/>
         </w:rPr>
-        <w:lastRenderedPageBreak/>
         <w:t xml:space="preserve">The </w:t>
       </w:r>
       <w:proofErr w:type="spellStart"/>
@@ -4776,23 +4674,7 @@
           <w:sz w:val="24"/>
           <w:szCs w:val="24"/>
         </w:rPr>
-        <w:t xml:space="preserve"> if we have two points A and </w:t>
-      </w:r>
-      <w:proofErr w:type="gramStart"/>
-      <w:r>
-        <w:rPr>
-          <w:sz w:val="24"/>
-          <w:szCs w:val="24"/>
-        </w:rPr>
-        <w:t>B</w:t>
-      </w:r>
-      <w:proofErr w:type="gramEnd"/>
-      <w:r>
-        <w:rPr>
-          <w:sz w:val="24"/>
-          <w:szCs w:val="24"/>
-        </w:rPr>
-        <w:t xml:space="preserve"> we can calculate the distance between them by using the formula</w:t>
+        <w:t xml:space="preserve"> if we have two points A and B we can calculate the distance between them by using the formula</w:t>
       </w:r>
     </w:p>
     <w:p>
@@ -4811,23 +4693,8 @@
           <w:sz w:val="24"/>
           <w:szCs w:val="24"/>
         </w:rPr>
-        <w:t xml:space="preserve">d = </w:t>
-      </w:r>
-      <w:proofErr w:type="gramStart"/>
-      <w:r>
-        <w:rPr>
-          <w:sz w:val="24"/>
-          <w:szCs w:val="24"/>
-        </w:rPr>
-        <w:t>sqrt(</w:t>
-      </w:r>
-      <w:proofErr w:type="gramEnd"/>
-      <w:r>
-        <w:rPr>
-          <w:sz w:val="24"/>
-          <w:szCs w:val="24"/>
-        </w:rPr>
-        <w:t>A1 - B1 squared + A2 - B2 squared + A3 - B3 squared)</w:t>
+        <w:lastRenderedPageBreak/>
+        <w:t>d = sqrt(A1 - B1 squared + A2 - B2 squared + A3 - B3 squared)</w:t>
       </w:r>
     </w:p>
     <w:p>
@@ -5078,23 +4945,7 @@
           <w:sz w:val="24"/>
           <w:szCs w:val="24"/>
         </w:rPr>
-        <w:t xml:space="preserve">After we have the weights for each neighbor the next step is to make the final classification decision. For classification tasks we look at the class labels of the nearest neighbors. We count how many neighbors belong to each class and apply their weights. For </w:t>
-      </w:r>
-      <w:proofErr w:type="gramStart"/>
-      <w:r>
-        <w:rPr>
-          <w:sz w:val="24"/>
-          <w:szCs w:val="24"/>
-        </w:rPr>
-        <w:t>example</w:t>
-      </w:r>
-      <w:proofErr w:type="gramEnd"/>
-      <w:r>
-        <w:rPr>
-          <w:sz w:val="24"/>
-          <w:szCs w:val="24"/>
-        </w:rPr>
-        <w:t xml:space="preserve"> if we have three neighbors and their weights are as follows neighbor 1 class A weight 0.6 neighbor 2 class A weight 0.3 and neighbor 3 class B weight 0.1 we can determine the total weight for each class. In this case class A would have a total weight of 0.6 plus 0.3 equals 0.9 while class B would have a total weight of 0.1.</w:t>
+        <w:t>After we have the weights for each neighbor the next step is to make the final classification decision. For classification tasks we look at the class labels of the nearest neighbors. We count how many neighbors belong to each class and apply their weights. For example if we have three neighbors and their weights are as follows neighbor 1 class A weight 0.6 neighbor 2 class A weight 0.3 and neighbor 3 class B weight 0.1 we can determine the total weight for each class. In this case class A would have a total weight of 0.6 plus 0.3 equals 0.9 while class B would have a total weight of 0.1.</w:t>
       </w:r>
     </w:p>
     <w:p>
@@ -5108,61 +4959,12 @@
           <w:szCs w:val="24"/>
         </w:rPr>
       </w:pPr>
-      <w:proofErr w:type="gramStart"/>
-      <w:r>
-        <w:rPr>
-          <w:sz w:val="24"/>
-          <w:szCs w:val="24"/>
-        </w:rPr>
-        <w:t>Finally</w:t>
-      </w:r>
-      <w:proofErr w:type="gramEnd"/>
-      <w:r>
-        <w:rPr>
-          <w:sz w:val="24"/>
-          <w:szCs w:val="24"/>
-        </w:rPr>
-        <w:t xml:space="preserve"> we classify our item based on the class with the highest total weight. If class A has the highest </w:t>
-      </w:r>
-      <w:proofErr w:type="gramStart"/>
-      <w:r>
-        <w:rPr>
-          <w:sz w:val="24"/>
-          <w:szCs w:val="24"/>
-        </w:rPr>
-        <w:t>weight</w:t>
-      </w:r>
-      <w:proofErr w:type="gramEnd"/>
-      <w:r>
-        <w:rPr>
-          <w:sz w:val="24"/>
-          <w:szCs w:val="24"/>
-        </w:rPr>
-        <w:t xml:space="preserve"> we assign our item to class A. If class B has the highest </w:t>
-      </w:r>
-      <w:proofErr w:type="gramStart"/>
-      <w:r>
-        <w:rPr>
-          <w:sz w:val="24"/>
-          <w:szCs w:val="24"/>
-        </w:rPr>
-        <w:t>weight</w:t>
-      </w:r>
-      <w:proofErr w:type="gramEnd"/>
-      <w:r>
-        <w:rPr>
-          <w:sz w:val="24"/>
-          <w:szCs w:val="24"/>
-        </w:rPr>
-        <w:t xml:space="preserve"> we assign it to </w:t>
-      </w:r>
-      <w:r>
-        <w:rPr>
-          <w:sz w:val="24"/>
-          <w:szCs w:val="24"/>
-        </w:rPr>
-        <w:lastRenderedPageBreak/>
-        <w:t xml:space="preserve">class B. This way </w:t>
+      <w:r>
+        <w:rPr>
+          <w:sz w:val="24"/>
+          <w:szCs w:val="24"/>
+        </w:rPr>
+        <w:t xml:space="preserve">Finally we classify our item based on the class with the highest total weight. If class A has the highest weight we assign our item to class A. If class B has the highest weight we assign it to class B. This way </w:t>
       </w:r>
       <w:proofErr w:type="spellStart"/>
       <w:r>
@@ -5236,23 +5038,7 @@
           <w:sz w:val="24"/>
           <w:szCs w:val="24"/>
         </w:rPr>
-        <w:t xml:space="preserve"> provides a better classification result making it a powerful tool for various applications in machine learning and data analysis. Whether </w:t>
-      </w:r>
-      <w:proofErr w:type="gramStart"/>
-      <w:r>
-        <w:rPr>
-          <w:sz w:val="24"/>
-          <w:szCs w:val="24"/>
-        </w:rPr>
-        <w:t>its</w:t>
-      </w:r>
-      <w:proofErr w:type="gramEnd"/>
-      <w:r>
-        <w:rPr>
-          <w:sz w:val="24"/>
-          <w:szCs w:val="24"/>
-        </w:rPr>
-        <w:t xml:space="preserve"> classifying emails as spam or not or identifying the type of flower based on its features </w:t>
+        <w:t xml:space="preserve"> provides a better classification result making it a powerful tool for various applications in machine learning and data analysis. Whether its classifying emails as spam or not or identifying the type of flower based on its features </w:t>
       </w:r>
       <w:proofErr w:type="spellStart"/>
       <w:r>
@@ -5319,7 +5105,15 @@
           <w:sz w:val="24"/>
           <w:szCs w:val="24"/>
         </w:rPr>
-        <w:t xml:space="preserve"> can help predict patient outcomes based on their medical history and other relevant factors. In finance, it can be used to classify loan applications as high or low risk by analyzing applicant features. Marketing teams can leverage </w:t>
+        <w:t xml:space="preserve"> can help predict patient outcomes based on their medical history and other relevant factors. In </w:t>
+      </w:r>
+      <w:r>
+        <w:rPr>
+          <w:sz w:val="24"/>
+          <w:szCs w:val="24"/>
+        </w:rPr>
+        <w:lastRenderedPageBreak/>
+        <w:t xml:space="preserve">finance, it can be used to classify loan applications as high or low risk by analyzing applicant features. Marketing teams can leverage </w:t>
       </w:r>
       <w:proofErr w:type="spellStart"/>
       <w:r>
@@ -5418,13 +5212,7 @@
         <w:rPr>
           <w:sz w:val="24"/>
         </w:rPr>
-        <w:t>W</w:t>
-      </w:r>
-      <w:r>
-        <w:rPr>
-          <w:sz w:val="24"/>
-        </w:rPr>
-        <w:t>hat</w:t>
+        <w:t>What</w:t>
       </w:r>
       <w:r>
         <w:rPr>
@@ -5656,39 +5444,7 @@
           <w:sz w:val="24"/>
           <w:szCs w:val="24"/>
         </w:rPr>
-        <w:t xml:space="preserve"> algorithm in R has several tunable parameters that allow users to customize the model for better performance based on the specific dataset and task requirements. One of the primary parameters is k which specifies the number of nearest neighbors to consider during the prediction process. The choice of k is crucial as a smaller value may lead to a model that is overly sensitive to noise in the data while a larger value can smooth out predictions and overlook local patterns. Another important parameter is distance which determines the distance metric used to calculate how far apart the points are. Common distance metrics include Euclidean </w:t>
-      </w:r>
-      <w:proofErr w:type="gramStart"/>
-      <w:r>
-        <w:rPr>
-          <w:sz w:val="24"/>
-          <w:szCs w:val="24"/>
-        </w:rPr>
-        <w:t>distance</w:t>
-      </w:r>
-      <w:proofErr w:type="gramEnd"/>
-      <w:r>
-        <w:rPr>
-          <w:sz w:val="24"/>
-          <w:szCs w:val="24"/>
-        </w:rPr>
-        <w:t xml:space="preserve"> Manhattan distance and Minkowski distance. The selection of the distance metric can significantly impact the </w:t>
-      </w:r>
-      <w:proofErr w:type="gramStart"/>
-      <w:r>
-        <w:rPr>
-          <w:sz w:val="24"/>
-          <w:szCs w:val="24"/>
-        </w:rPr>
-        <w:t>models</w:t>
-      </w:r>
-      <w:proofErr w:type="gramEnd"/>
-      <w:r>
-        <w:rPr>
-          <w:sz w:val="24"/>
-          <w:szCs w:val="24"/>
-        </w:rPr>
-        <w:t xml:space="preserve"> effectiveness.</w:t>
+        <w:t xml:space="preserve"> algorithm in R has several tunable parameters that allow users to customize the model for better performance based on the specific dataset and task requirements. One of the primary parameters is k which specifies the number of nearest neighbors to consider during the prediction process. The choice of k is crucial as a smaller value may lead to a model that is overly sensitive to noise in the data while a larger value can smooth out predictions and overlook local patterns. Another important parameter is distance which determines the distance metric used to calculate how far apart the points are. Common distance metrics include Euclidean distance Manhattan distance and Minkowski distance. The selection of the distance metric can significantly impact the models effectiveness.</w:t>
       </w:r>
     </w:p>
     <w:p>
@@ -5707,39 +5463,7 @@
           <w:sz w:val="24"/>
           <w:szCs w:val="24"/>
         </w:rPr>
-        <w:t xml:space="preserve">The kernel parameter defines the weighting function applied to the neighbors. Different options might include uniform weighting where all neighbors contribute equally or </w:t>
-      </w:r>
-      <w:proofErr w:type="gramStart"/>
-      <w:r>
-        <w:rPr>
-          <w:sz w:val="24"/>
-          <w:szCs w:val="24"/>
-        </w:rPr>
-        <w:t>distance based</w:t>
-      </w:r>
-      <w:proofErr w:type="gramEnd"/>
-      <w:r>
-        <w:rPr>
-          <w:sz w:val="24"/>
-          <w:szCs w:val="24"/>
-        </w:rPr>
-        <w:t xml:space="preserve"> weights where closer neighbors have a greater impact on the classification outcome. This choice can influence how much each neighbor affects the final decision. </w:t>
-      </w:r>
-      <w:proofErr w:type="gramStart"/>
-      <w:r>
-        <w:rPr>
-          <w:sz w:val="24"/>
-          <w:szCs w:val="24"/>
-        </w:rPr>
-        <w:t>Additionally</w:t>
-      </w:r>
-      <w:proofErr w:type="gramEnd"/>
-      <w:r>
-        <w:rPr>
-          <w:sz w:val="24"/>
-          <w:szCs w:val="24"/>
-        </w:rPr>
-        <w:t xml:space="preserve"> the scale parameter indicates whether to scale the data before applying the </w:t>
+        <w:t xml:space="preserve">The kernel parameter defines the weighting function applied to the neighbors. Different options might include uniform weighting where all neighbors contribute equally or distance based weights where closer neighbors have a greater impact on the classification outcome. This choice can influence how much each neighbor affects the final decision. Additionally the scale parameter indicates whether to scale the data before applying the </w:t>
       </w:r>
       <w:proofErr w:type="spellStart"/>
       <w:r>
@@ -5755,39 +5479,7 @@
           <w:sz w:val="24"/>
           <w:szCs w:val="24"/>
         </w:rPr>
-        <w:t xml:space="preserve"> algorithm. Scaling can be essential for </w:t>
-      </w:r>
-      <w:proofErr w:type="gramStart"/>
-      <w:r>
-        <w:rPr>
-          <w:sz w:val="24"/>
-          <w:szCs w:val="24"/>
-        </w:rPr>
-        <w:t>distance based</w:t>
-      </w:r>
-      <w:proofErr w:type="gramEnd"/>
-      <w:r>
-        <w:rPr>
-          <w:sz w:val="24"/>
-          <w:szCs w:val="24"/>
-        </w:rPr>
-        <w:t xml:space="preserve"> algorithms to ensure that all features contribute equally to the distance </w:t>
-      </w:r>
-      <w:proofErr w:type="gramStart"/>
-      <w:r>
-        <w:rPr>
-          <w:sz w:val="24"/>
-          <w:szCs w:val="24"/>
-        </w:rPr>
-        <w:t>calculations</w:t>
-      </w:r>
-      <w:proofErr w:type="gramEnd"/>
-      <w:r>
-        <w:rPr>
-          <w:sz w:val="24"/>
-          <w:szCs w:val="24"/>
-        </w:rPr>
-        <w:t xml:space="preserve"> especially if they are on different scales.</w:t>
+        <w:t xml:space="preserve"> algorithm. Scaling can be essential for distance based algorithms to ensure that all features contribute equally to the distance calculations especially if they are on different scales.</w:t>
       </w:r>
     </w:p>
     <w:p>
@@ -5857,14 +5549,7 @@
         <w:rPr>
           <w:sz w:val="24"/>
         </w:rPr>
-        <w:lastRenderedPageBreak/>
-        <w:t>I</w:t>
-      </w:r>
-      <w:r>
-        <w:rPr>
-          <w:sz w:val="24"/>
-        </w:rPr>
-        <w:t>n</w:t>
+        <w:t>In</w:t>
       </w:r>
       <w:r>
         <w:rPr>
@@ -6065,21 +5750,7 @@
         <w:rPr>
           <w:sz w:val="24"/>
         </w:rPr>
-        <w:t xml:space="preserve">Using this example as a model, write </w:t>
-      </w:r>
-      <w:proofErr w:type="gramStart"/>
-      <w:r>
-        <w:rPr>
-          <w:sz w:val="24"/>
-        </w:rPr>
-        <w:t>a R</w:t>
-      </w:r>
-      <w:proofErr w:type="gramEnd"/>
-      <w:r>
-        <w:rPr>
-          <w:sz w:val="24"/>
-        </w:rPr>
-        <w:t xml:space="preserve"> code that builds and tests a </w:t>
+        <w:t xml:space="preserve">Using this example as a model, write a R code that builds and tests a </w:t>
       </w:r>
       <w:proofErr w:type="spellStart"/>
       <w:r>
@@ -6144,15 +5815,7 @@
           <w:i/>
           <w:sz w:val="24"/>
         </w:rPr>
-        <w:t>hw</w:t>
-      </w:r>
-      <w:proofErr w:type="gramStart"/>
-      <w:r>
-        <w:rPr>
-          <w:i/>
-          <w:sz w:val="24"/>
-        </w:rPr>
-        <w:t>4.R</w:t>
+        <w:t>hw4.R</w:t>
       </w:r>
       <w:r>
         <w:rPr>
@@ -6160,7 +5823,6 @@
         </w:rPr>
         <w:t>.</w:t>
       </w:r>
-      <w:proofErr w:type="gramEnd"/>
     </w:p>
     <w:p>
       <w:pPr>
@@ -6178,21 +5840,7 @@
           <w:sz w:val="24"/>
         </w:rPr>
         <w:tab/>
-        <w:t xml:space="preserve">I found no real differences between the two </w:t>
-      </w:r>
-      <w:proofErr w:type="gramStart"/>
-      <w:r>
-        <w:rPr>
-          <w:sz w:val="24"/>
-        </w:rPr>
-        <w:t>models</w:t>
-      </w:r>
-      <w:proofErr w:type="gramEnd"/>
-      <w:r>
-        <w:rPr>
-          <w:sz w:val="24"/>
-        </w:rPr>
-        <w:t xml:space="preserve"> however </w:t>
+        <w:t xml:space="preserve">I found no real differences between the two models however </w:t>
       </w:r>
       <w:proofErr w:type="spellStart"/>
       <w:r>
@@ -6222,8 +5870,10 @@
       </w:pPr>
       <w:r>
         <w:rPr>
-          <w:sz w:val="24"/>
-        </w:rPr>
+          <w:noProof/>
+          <w:sz w:val="24"/>
+        </w:rPr>
+        <w:lastRenderedPageBreak/>
         <w:drawing>
           <wp:inline distT="0" distB="0" distL="0" distR="0" wp14:anchorId="665E8F5E" wp14:editId="5DCB1417">
             <wp:extent cx="6007100" cy="2746375"/>
@@ -6274,6 +5924,7 @@
       </w:pPr>
       <w:r>
         <w:rPr>
+          <w:noProof/>
           <w:sz w:val="24"/>
         </w:rPr>
         <w:drawing>
@@ -6328,15 +5979,7 @@
           <w:spacing w:val="-2"/>
           <w:sz w:val="24"/>
         </w:rPr>
-        <w:t>S</w:t>
-      </w:r>
-      <w:r>
-        <w:rPr>
-          <w:b/>
-          <w:spacing w:val="-2"/>
-          <w:sz w:val="24"/>
-        </w:rPr>
-        <w:t>ubmission:</w:t>
+        <w:t>Submission:</w:t>
       </w:r>
     </w:p>
     <w:p>
@@ -6587,6 +6230,7 @@
       </w:r>
     </w:p>
     <w:sectPr>
+      <w:type w:val="continuous"/>
       <w:pgSz w:w="12240" w:h="15840"/>
       <w:pgMar w:top="1360" w:right="1440" w:bottom="280" w:left="1340" w:header="720" w:footer="720" w:gutter="0"/>
       <w:cols w:space="720"/>
